--- a/Parcial2.docx
+++ b/Parcial2.docx
@@ -121,6 +121,77 @@
           <w:bCs/>
         </w:rPr>
       </w:pPr>
+      <w:r>
+        <w:rPr>
+          <w:b/>
+          <w:bCs/>
+        </w:rPr>
+        <w:t>Subneteo:</w:t>
+      </w:r>
+    </w:p>
+    <w:p>
+      <w:pPr>
+        <w:rPr>
+          <w:b/>
+          <w:bCs/>
+        </w:rPr>
+      </w:pPr>
+      <w:r>
+        <w:rPr>
+          <w:b/>
+          <w:bCs/>
+          <w:noProof/>
+        </w:rPr>
+        <w:drawing>
+          <wp:inline distT="0" distB="0" distL="0" distR="0" wp14:anchorId="40AB184B" wp14:editId="6B0AB1B4">
+            <wp:extent cx="4321849" cy="5762625"/>
+            <wp:effectExtent l="0" t="0" r="2540" b="0"/>
+            <wp:docPr id="110650483" name="Imagen 2"/>
+            <wp:cNvGraphicFramePr>
+              <a:graphicFrameLocks xmlns:a="http://schemas.openxmlformats.org/drawingml/2006/main" noChangeAspect="1"/>
+            </wp:cNvGraphicFramePr>
+            <a:graphic xmlns:a="http://schemas.openxmlformats.org/drawingml/2006/main">
+              <a:graphicData uri="http://schemas.openxmlformats.org/drawingml/2006/picture">
+                <pic:pic xmlns:pic="http://schemas.openxmlformats.org/drawingml/2006/picture">
+                  <pic:nvPicPr>
+                    <pic:cNvPr id="110650483" name="Imagen 110650483"/>
+                    <pic:cNvPicPr/>
+                  </pic:nvPicPr>
+                  <pic:blipFill>
+                    <a:blip r:embed="rId4" cstate="print">
+                      <a:extLst>
+                        <a:ext uri="{28A0092B-C50C-407E-A947-70E740481C1C}">
+                          <a14:useLocalDpi xmlns:a14="http://schemas.microsoft.com/office/drawing/2010/main" val="0"/>
+                        </a:ext>
+                      </a:extLst>
+                    </a:blip>
+                    <a:stretch>
+                      <a:fillRect/>
+                    </a:stretch>
+                  </pic:blipFill>
+                  <pic:spPr>
+                    <a:xfrm>
+                      <a:off x="0" y="0"/>
+                      <a:ext cx="4324946" cy="5766754"/>
+                    </a:xfrm>
+                    <a:prstGeom prst="rect">
+                      <a:avLst/>
+                    </a:prstGeom>
+                  </pic:spPr>
+                </pic:pic>
+              </a:graphicData>
+            </a:graphic>
+          </wp:inline>
+        </w:drawing>
+      </w:r>
+    </w:p>
+    <w:p>
+      <w:pPr>
+        <w:rPr>
+          <w:b/>
+          <w:bCs/>
+        </w:rPr>
+      </w:pPr>
       <w:proofErr w:type="spellStart"/>
       <w:r>
         <w:rPr>
@@ -166,6 +237,7 @@
           <w:b/>
           <w:bCs/>
         </w:rPr>
+        <w:lastRenderedPageBreak/>
         <w:drawing>
           <wp:inline distT="0" distB="0" distL="0" distR="0" wp14:anchorId="7B553439" wp14:editId="1AF96802">
             <wp:extent cx="5731510" cy="4100830"/>
@@ -182,7 +254,7 @@
                     <pic:cNvPicPr/>
                   </pic:nvPicPr>
                   <pic:blipFill>
-                    <a:blip r:embed="rId4"/>
+                    <a:blip r:embed="rId5"/>
                     <a:stretch>
                       <a:fillRect/>
                     </a:stretch>
@@ -215,7 +287,6 @@
           <w:b/>
           <w:bCs/>
         </w:rPr>
-        <w:lastRenderedPageBreak/>
         <w:drawing>
           <wp:inline distT="0" distB="0" distL="0" distR="0" wp14:anchorId="7066F3F3" wp14:editId="38A1D7A1">
             <wp:extent cx="5731510" cy="4044950"/>
@@ -232,7 +303,7 @@
                     <pic:cNvPicPr/>
                   </pic:nvPicPr>
                   <pic:blipFill>
-                    <a:blip r:embed="rId5"/>
+                    <a:blip r:embed="rId6"/>
                     <a:stretch>
                       <a:fillRect/>
                     </a:stretch>
@@ -265,6 +336,7 @@
           <w:b/>
           <w:bCs/>
         </w:rPr>
+        <w:lastRenderedPageBreak/>
         <w:drawing>
           <wp:inline distT="0" distB="0" distL="0" distR="0" wp14:anchorId="536A7B1C" wp14:editId="728EAB49">
             <wp:extent cx="5731510" cy="4017645"/>
@@ -281,7 +353,7 @@
                     <pic:cNvPicPr/>
                   </pic:nvPicPr>
                   <pic:blipFill>
-                    <a:blip r:embed="rId6"/>
+                    <a:blip r:embed="rId7"/>
                     <a:stretch>
                       <a:fillRect/>
                     </a:stretch>
@@ -314,7 +386,6 @@
           <w:b/>
           <w:bCs/>
         </w:rPr>
-        <w:lastRenderedPageBreak/>
         <w:drawing>
           <wp:inline distT="0" distB="0" distL="0" distR="0" wp14:anchorId="7C355B0C" wp14:editId="0E60F868">
             <wp:extent cx="5731510" cy="4079240"/>
@@ -331,7 +402,7 @@
                     <pic:cNvPicPr/>
                   </pic:nvPicPr>
                   <pic:blipFill>
-                    <a:blip r:embed="rId7"/>
+                    <a:blip r:embed="rId8"/>
                     <a:stretch>
                       <a:fillRect/>
                     </a:stretch>
@@ -404,6 +475,7 @@
           <w:b/>
           <w:bCs/>
         </w:rPr>
+        <w:lastRenderedPageBreak/>
         <w:drawing>
           <wp:inline distT="0" distB="0" distL="0" distR="0" wp14:anchorId="491378D9" wp14:editId="496BC4B4">
             <wp:extent cx="5731510" cy="3972560"/>
@@ -420,7 +492,7 @@
                     <pic:cNvPicPr/>
                   </pic:nvPicPr>
                   <pic:blipFill>
-                    <a:blip r:embed="rId8"/>
+                    <a:blip r:embed="rId9"/>
                     <a:stretch>
                       <a:fillRect/>
                     </a:stretch>
@@ -453,7 +525,6 @@
           <w:b/>
           <w:bCs/>
         </w:rPr>
-        <w:lastRenderedPageBreak/>
         <w:drawing>
           <wp:inline distT="0" distB="0" distL="0" distR="0" wp14:anchorId="490C7637" wp14:editId="04697CA7">
             <wp:extent cx="5731510" cy="4015740"/>
@@ -470,7 +541,7 @@
                     <pic:cNvPicPr/>
                   </pic:nvPicPr>
                   <pic:blipFill>
-                    <a:blip r:embed="rId9"/>
+                    <a:blip r:embed="rId10"/>
                     <a:stretch>
                       <a:fillRect/>
                     </a:stretch>
@@ -503,6 +574,7 @@
           <w:b/>
           <w:bCs/>
         </w:rPr>
+        <w:lastRenderedPageBreak/>
         <w:drawing>
           <wp:inline distT="0" distB="0" distL="0" distR="0" wp14:anchorId="4BF11560" wp14:editId="27490640">
             <wp:extent cx="5731510" cy="4058920"/>
@@ -519,7 +591,7 @@
                     <pic:cNvPicPr/>
                   </pic:nvPicPr>
                   <pic:blipFill>
-                    <a:blip r:embed="rId10"/>
+                    <a:blip r:embed="rId11"/>
                     <a:stretch>
                       <a:fillRect/>
                     </a:stretch>
@@ -576,7 +648,6 @@
           <w:b/>
           <w:bCs/>
         </w:rPr>
-        <w:lastRenderedPageBreak/>
         <w:drawing>
           <wp:inline distT="0" distB="0" distL="0" distR="0" wp14:anchorId="47C3C4D5" wp14:editId="2C27ECF1">
             <wp:extent cx="5731510" cy="4027805"/>
@@ -593,7 +664,7 @@
                     <pic:cNvPicPr/>
                   </pic:nvPicPr>
                   <pic:blipFill>
-                    <a:blip r:embed="rId11"/>
+                    <a:blip r:embed="rId12"/>
                     <a:stretch>
                       <a:fillRect/>
                     </a:stretch>
@@ -626,6 +697,7 @@
           <w:b/>
           <w:bCs/>
         </w:rPr>
+        <w:lastRenderedPageBreak/>
         <w:drawing>
           <wp:inline distT="0" distB="0" distL="0" distR="0" wp14:anchorId="68B56E81" wp14:editId="2CD5AE30">
             <wp:extent cx="5731510" cy="4063365"/>
@@ -642,7 +714,7 @@
                     <pic:cNvPicPr/>
                   </pic:nvPicPr>
                   <pic:blipFill>
-                    <a:blip r:embed="rId12"/>
+                    <a:blip r:embed="rId13"/>
                     <a:stretch>
                       <a:fillRect/>
                     </a:stretch>
@@ -675,7 +747,6 @@
           <w:b/>
           <w:bCs/>
         </w:rPr>
-        <w:lastRenderedPageBreak/>
         <w:drawing>
           <wp:inline distT="0" distB="0" distL="0" distR="0" wp14:anchorId="63C3AC97" wp14:editId="603F4C0A">
             <wp:extent cx="5731510" cy="4006850"/>
@@ -692,7 +763,7 @@
                     <pic:cNvPicPr/>
                   </pic:nvPicPr>
                   <pic:blipFill>
-                    <a:blip r:embed="rId13"/>
+                    <a:blip r:embed="rId14"/>
                     <a:stretch>
                       <a:fillRect/>
                     </a:stretch>
@@ -740,6 +811,7 @@
           <w:b/>
           <w:bCs/>
         </w:rPr>
+        <w:lastRenderedPageBreak/>
         <w:drawing>
           <wp:inline distT="0" distB="0" distL="0" distR="0" wp14:anchorId="71687ED3" wp14:editId="2E623ED2">
             <wp:extent cx="5731510" cy="3971925"/>
@@ -756,7 +828,7 @@
                     <pic:cNvPicPr/>
                   </pic:nvPicPr>
                   <pic:blipFill>
-                    <a:blip r:embed="rId14"/>
+                    <a:blip r:embed="rId15"/>
                     <a:stretch>
                       <a:fillRect/>
                     </a:stretch>
@@ -792,6 +864,1060 @@
           <w:bCs/>
         </w:rPr>
       </w:pPr>
+      <w:r>
+        <w:rPr>
+          <w:b/>
+          <w:bCs/>
+        </w:rPr>
+        <w:t xml:space="preserve">EJERCICIO </w:t>
+      </w:r>
+      <w:r>
+        <w:rPr>
+          <w:b/>
+          <w:bCs/>
+        </w:rPr>
+        <w:t>2</w:t>
+      </w:r>
+      <w:r>
+        <w:rPr>
+          <w:b/>
+          <w:bCs/>
+        </w:rPr>
+        <w:t>-</w:t>
+      </w:r>
+      <w:r>
+        <w:rPr>
+          <w:b/>
+          <w:bCs/>
+        </w:rPr>
+        <w:t>Dinamico</w:t>
+      </w:r>
+      <w:r>
+        <w:rPr>
+          <w:b/>
+          <w:bCs/>
+        </w:rPr>
+        <w:t>-Red base asignada: 1</w:t>
+      </w:r>
+      <w:r>
+        <w:rPr>
+          <w:b/>
+          <w:bCs/>
+        </w:rPr>
+        <w:t>92</w:t>
+      </w:r>
+      <w:r>
+        <w:rPr>
+          <w:b/>
+          <w:bCs/>
+        </w:rPr>
+        <w:t>.24.0.0/24</w:t>
+      </w:r>
+    </w:p>
+    <w:p>
+      <w:pPr>
+        <w:rPr>
+          <w:b/>
+          <w:bCs/>
+        </w:rPr>
+      </w:pPr>
+      <w:r>
+        <w:rPr>
+          <w:b/>
+          <w:bCs/>
+        </w:rPr>
+        <w:t xml:space="preserve">Subneteo: </w:t>
+      </w:r>
+    </w:p>
+    <w:p>
+      <w:pPr>
+        <w:rPr>
+          <w:b/>
+          <w:bCs/>
+        </w:rPr>
+      </w:pPr>
+      <w:r>
+        <w:rPr>
+          <w:b/>
+          <w:bCs/>
+          <w:noProof/>
+        </w:rPr>
+        <w:lastRenderedPageBreak/>
+        <w:drawing>
+          <wp:inline distT="0" distB="0" distL="0" distR="0" wp14:anchorId="329CA834" wp14:editId="095CA5F9">
+            <wp:extent cx="5843426" cy="7791450"/>
+            <wp:effectExtent l="0" t="0" r="5080" b="0"/>
+            <wp:docPr id="591322088" name="Imagen 3"/>
+            <wp:cNvGraphicFramePr>
+              <a:graphicFrameLocks xmlns:a="http://schemas.openxmlformats.org/drawingml/2006/main" noChangeAspect="1"/>
+            </wp:cNvGraphicFramePr>
+            <a:graphic xmlns:a="http://schemas.openxmlformats.org/drawingml/2006/main">
+              <a:graphicData uri="http://schemas.openxmlformats.org/drawingml/2006/picture">
+                <pic:pic xmlns:pic="http://schemas.openxmlformats.org/drawingml/2006/picture">
+                  <pic:nvPicPr>
+                    <pic:cNvPr id="591322088" name="Imagen 591322088"/>
+                    <pic:cNvPicPr/>
+                  </pic:nvPicPr>
+                  <pic:blipFill>
+                    <a:blip r:embed="rId16">
+                      <a:extLst>
+                        <a:ext uri="{28A0092B-C50C-407E-A947-70E740481C1C}">
+                          <a14:useLocalDpi xmlns:a14="http://schemas.microsoft.com/office/drawing/2010/main" val="0"/>
+                        </a:ext>
+                      </a:extLst>
+                    </a:blip>
+                    <a:stretch>
+                      <a:fillRect/>
+                    </a:stretch>
+                  </pic:blipFill>
+                  <pic:spPr>
+                    <a:xfrm>
+                      <a:off x="0" y="0"/>
+                      <a:ext cx="5859704" cy="7813155"/>
+                    </a:xfrm>
+                    <a:prstGeom prst="rect">
+                      <a:avLst/>
+                    </a:prstGeom>
+                  </pic:spPr>
+                </pic:pic>
+              </a:graphicData>
+            </a:graphic>
+          </wp:inline>
+        </w:drawing>
+      </w:r>
+    </w:p>
+    <w:p>
+      <w:pPr>
+        <w:rPr>
+          <w:b/>
+          <w:bCs/>
+        </w:rPr>
+      </w:pPr>
+      <w:proofErr w:type="spellStart"/>
+      <w:r>
+        <w:rPr>
+          <w:b/>
+          <w:bCs/>
+        </w:rPr>
+        <w:t>Configuracion</w:t>
+      </w:r>
+      <w:proofErr w:type="spellEnd"/>
+      <w:r>
+        <w:rPr>
+          <w:b/>
+          <w:bCs/>
+        </w:rPr>
+        <w:t xml:space="preserve"> </w:t>
+      </w:r>
+      <w:proofErr w:type="spellStart"/>
+      <w:r>
+        <w:rPr>
+          <w:b/>
+          <w:bCs/>
+        </w:rPr>
+        <w:t>ip</w:t>
+      </w:r>
+      <w:proofErr w:type="spellEnd"/>
+      <w:r>
+        <w:rPr>
+          <w:b/>
+          <w:bCs/>
+        </w:rPr>
+        <w:t xml:space="preserve"> de cada pc:</w:t>
+      </w:r>
+    </w:p>
+    <w:p>
+      <w:pPr>
+        <w:rPr>
+          <w:b/>
+          <w:bCs/>
+        </w:rPr>
+      </w:pPr>
+      <w:r>
+        <w:rPr>
+          <w:b/>
+          <w:bCs/>
+        </w:rPr>
+        <w:lastRenderedPageBreak/>
+        <w:drawing>
+          <wp:inline distT="0" distB="0" distL="0" distR="0" wp14:anchorId="0C249D79" wp14:editId="1B029B94">
+            <wp:extent cx="5731510" cy="4011930"/>
+            <wp:effectExtent l="0" t="0" r="2540" b="7620"/>
+            <wp:docPr id="1189731444" name="Imagen 1"/>
+            <wp:cNvGraphicFramePr>
+              <a:graphicFrameLocks xmlns:a="http://schemas.openxmlformats.org/drawingml/2006/main" noChangeAspect="1"/>
+            </wp:cNvGraphicFramePr>
+            <a:graphic xmlns:a="http://schemas.openxmlformats.org/drawingml/2006/main">
+              <a:graphicData uri="http://schemas.openxmlformats.org/drawingml/2006/picture">
+                <pic:pic xmlns:pic="http://schemas.openxmlformats.org/drawingml/2006/picture">
+                  <pic:nvPicPr>
+                    <pic:cNvPr id="1189731444" name=""/>
+                    <pic:cNvPicPr/>
+                  </pic:nvPicPr>
+                  <pic:blipFill>
+                    <a:blip r:embed="rId17"/>
+                    <a:stretch>
+                      <a:fillRect/>
+                    </a:stretch>
+                  </pic:blipFill>
+                  <pic:spPr>
+                    <a:xfrm>
+                      <a:off x="0" y="0"/>
+                      <a:ext cx="5731510" cy="4011930"/>
+                    </a:xfrm>
+                    <a:prstGeom prst="rect">
+                      <a:avLst/>
+                    </a:prstGeom>
+                  </pic:spPr>
+                </pic:pic>
+              </a:graphicData>
+            </a:graphic>
+          </wp:inline>
+        </w:drawing>
+      </w:r>
+    </w:p>
+    <w:p>
+      <w:pPr>
+        <w:rPr>
+          <w:b/>
+          <w:bCs/>
+        </w:rPr>
+      </w:pPr>
+      <w:r>
+        <w:rPr>
+          <w:b/>
+          <w:bCs/>
+        </w:rPr>
+        <w:drawing>
+          <wp:inline distT="0" distB="0" distL="0" distR="0" wp14:anchorId="03EDE01D" wp14:editId="35B2BD9F">
+            <wp:extent cx="5731510" cy="4002405"/>
+            <wp:effectExtent l="0" t="0" r="2540" b="0"/>
+            <wp:docPr id="907871285" name="Imagen 1"/>
+            <wp:cNvGraphicFramePr>
+              <a:graphicFrameLocks xmlns:a="http://schemas.openxmlformats.org/drawingml/2006/main" noChangeAspect="1"/>
+            </wp:cNvGraphicFramePr>
+            <a:graphic xmlns:a="http://schemas.openxmlformats.org/drawingml/2006/main">
+              <a:graphicData uri="http://schemas.openxmlformats.org/drawingml/2006/picture">
+                <pic:pic xmlns:pic="http://schemas.openxmlformats.org/drawingml/2006/picture">
+                  <pic:nvPicPr>
+                    <pic:cNvPr id="907871285" name=""/>
+                    <pic:cNvPicPr/>
+                  </pic:nvPicPr>
+                  <pic:blipFill>
+                    <a:blip r:embed="rId18"/>
+                    <a:stretch>
+                      <a:fillRect/>
+                    </a:stretch>
+                  </pic:blipFill>
+                  <pic:spPr>
+                    <a:xfrm>
+                      <a:off x="0" y="0"/>
+                      <a:ext cx="5731510" cy="4002405"/>
+                    </a:xfrm>
+                    <a:prstGeom prst="rect">
+                      <a:avLst/>
+                    </a:prstGeom>
+                  </pic:spPr>
+                </pic:pic>
+              </a:graphicData>
+            </a:graphic>
+          </wp:inline>
+        </w:drawing>
+      </w:r>
+    </w:p>
+    <w:p>
+      <w:pPr>
+        <w:rPr>
+          <w:b/>
+          <w:bCs/>
+        </w:rPr>
+      </w:pPr>
+      <w:r>
+        <w:rPr>
+          <w:b/>
+          <w:bCs/>
+        </w:rPr>
+        <w:lastRenderedPageBreak/>
+        <w:drawing>
+          <wp:inline distT="0" distB="0" distL="0" distR="0" wp14:anchorId="42D8CC09" wp14:editId="203F9D00">
+            <wp:extent cx="5731510" cy="3981450"/>
+            <wp:effectExtent l="0" t="0" r="2540" b="0"/>
+            <wp:docPr id="1269018751" name="Imagen 1"/>
+            <wp:cNvGraphicFramePr>
+              <a:graphicFrameLocks xmlns:a="http://schemas.openxmlformats.org/drawingml/2006/main" noChangeAspect="1"/>
+            </wp:cNvGraphicFramePr>
+            <a:graphic xmlns:a="http://schemas.openxmlformats.org/drawingml/2006/main">
+              <a:graphicData uri="http://schemas.openxmlformats.org/drawingml/2006/picture">
+                <pic:pic xmlns:pic="http://schemas.openxmlformats.org/drawingml/2006/picture">
+                  <pic:nvPicPr>
+                    <pic:cNvPr id="1269018751" name=""/>
+                    <pic:cNvPicPr/>
+                  </pic:nvPicPr>
+                  <pic:blipFill>
+                    <a:blip r:embed="rId19"/>
+                    <a:stretch>
+                      <a:fillRect/>
+                    </a:stretch>
+                  </pic:blipFill>
+                  <pic:spPr>
+                    <a:xfrm>
+                      <a:off x="0" y="0"/>
+                      <a:ext cx="5731510" cy="3981450"/>
+                    </a:xfrm>
+                    <a:prstGeom prst="rect">
+                      <a:avLst/>
+                    </a:prstGeom>
+                  </pic:spPr>
+                </pic:pic>
+              </a:graphicData>
+            </a:graphic>
+          </wp:inline>
+        </w:drawing>
+      </w:r>
+    </w:p>
+    <w:p>
+      <w:pPr>
+        <w:rPr>
+          <w:b/>
+          <w:bCs/>
+        </w:rPr>
+      </w:pPr>
+      <w:r>
+        <w:rPr>
+          <w:b/>
+          <w:bCs/>
+        </w:rPr>
+        <w:drawing>
+          <wp:inline distT="0" distB="0" distL="0" distR="0" wp14:anchorId="68E6A3DE" wp14:editId="1A0CBC2D">
+            <wp:extent cx="5731510" cy="3985260"/>
+            <wp:effectExtent l="0" t="0" r="2540" b="0"/>
+            <wp:docPr id="1432758607" name="Imagen 1"/>
+            <wp:cNvGraphicFramePr>
+              <a:graphicFrameLocks xmlns:a="http://schemas.openxmlformats.org/drawingml/2006/main" noChangeAspect="1"/>
+            </wp:cNvGraphicFramePr>
+            <a:graphic xmlns:a="http://schemas.openxmlformats.org/drawingml/2006/main">
+              <a:graphicData uri="http://schemas.openxmlformats.org/drawingml/2006/picture">
+                <pic:pic xmlns:pic="http://schemas.openxmlformats.org/drawingml/2006/picture">
+                  <pic:nvPicPr>
+                    <pic:cNvPr id="1432758607" name=""/>
+                    <pic:cNvPicPr/>
+                  </pic:nvPicPr>
+                  <pic:blipFill>
+                    <a:blip r:embed="rId20"/>
+                    <a:stretch>
+                      <a:fillRect/>
+                    </a:stretch>
+                  </pic:blipFill>
+                  <pic:spPr>
+                    <a:xfrm>
+                      <a:off x="0" y="0"/>
+                      <a:ext cx="5731510" cy="3985260"/>
+                    </a:xfrm>
+                    <a:prstGeom prst="rect">
+                      <a:avLst/>
+                    </a:prstGeom>
+                  </pic:spPr>
+                </pic:pic>
+              </a:graphicData>
+            </a:graphic>
+          </wp:inline>
+        </w:drawing>
+      </w:r>
+    </w:p>
+    <w:p>
+      <w:pPr>
+        <w:rPr>
+          <w:b/>
+          <w:bCs/>
+        </w:rPr>
+      </w:pPr>
+      <w:r>
+        <w:rPr>
+          <w:b/>
+          <w:bCs/>
+        </w:rPr>
+        <w:lastRenderedPageBreak/>
+        <w:drawing>
+          <wp:inline distT="0" distB="0" distL="0" distR="0" wp14:anchorId="4657CFEC" wp14:editId="120BBA6B">
+            <wp:extent cx="5731510" cy="4030980"/>
+            <wp:effectExtent l="0" t="0" r="2540" b="7620"/>
+            <wp:docPr id="692080100" name="Imagen 1"/>
+            <wp:cNvGraphicFramePr>
+              <a:graphicFrameLocks xmlns:a="http://schemas.openxmlformats.org/drawingml/2006/main" noChangeAspect="1"/>
+            </wp:cNvGraphicFramePr>
+            <a:graphic xmlns:a="http://schemas.openxmlformats.org/drawingml/2006/main">
+              <a:graphicData uri="http://schemas.openxmlformats.org/drawingml/2006/picture">
+                <pic:pic xmlns:pic="http://schemas.openxmlformats.org/drawingml/2006/picture">
+                  <pic:nvPicPr>
+                    <pic:cNvPr id="692080100" name=""/>
+                    <pic:cNvPicPr/>
+                  </pic:nvPicPr>
+                  <pic:blipFill>
+                    <a:blip r:embed="rId21"/>
+                    <a:stretch>
+                      <a:fillRect/>
+                    </a:stretch>
+                  </pic:blipFill>
+                  <pic:spPr>
+                    <a:xfrm>
+                      <a:off x="0" y="0"/>
+                      <a:ext cx="5731510" cy="4030980"/>
+                    </a:xfrm>
+                    <a:prstGeom prst="rect">
+                      <a:avLst/>
+                    </a:prstGeom>
+                  </pic:spPr>
+                </pic:pic>
+              </a:graphicData>
+            </a:graphic>
+          </wp:inline>
+        </w:drawing>
+      </w:r>
+    </w:p>
+    <w:p>
+      <w:pPr>
+        <w:rPr>
+          <w:b/>
+          <w:bCs/>
+        </w:rPr>
+      </w:pPr>
+    </w:p>
+    <w:p>
+      <w:pPr>
+        <w:rPr>
+          <w:b/>
+          <w:bCs/>
+        </w:rPr>
+      </w:pPr>
+      <w:proofErr w:type="spellStart"/>
+      <w:r>
+        <w:rPr>
+          <w:b/>
+          <w:bCs/>
+        </w:rPr>
+        <w:t>Configuracion</w:t>
+      </w:r>
+      <w:proofErr w:type="spellEnd"/>
+      <w:r>
+        <w:rPr>
+          <w:b/>
+          <w:bCs/>
+        </w:rPr>
+        <w:t xml:space="preserve"> de interfaces en los </w:t>
+      </w:r>
+      <w:proofErr w:type="spellStart"/>
+      <w:r>
+        <w:rPr>
+          <w:b/>
+          <w:bCs/>
+        </w:rPr>
+        <w:t>routers</w:t>
+      </w:r>
+      <w:proofErr w:type="spellEnd"/>
+      <w:r>
+        <w:rPr>
+          <w:b/>
+          <w:bCs/>
+        </w:rPr>
+        <w:t>:</w:t>
+      </w:r>
+    </w:p>
+    <w:p>
+      <w:pPr>
+        <w:rPr>
+          <w:b/>
+          <w:bCs/>
+        </w:rPr>
+      </w:pPr>
+      <w:r>
+        <w:rPr>
+          <w:b/>
+          <w:bCs/>
+        </w:rPr>
+        <w:drawing>
+          <wp:inline distT="0" distB="0" distL="0" distR="0" wp14:anchorId="099AA4C5" wp14:editId="745D6738">
+            <wp:extent cx="5731510" cy="4007485"/>
+            <wp:effectExtent l="0" t="0" r="2540" b="0"/>
+            <wp:docPr id="518655897" name="Imagen 1"/>
+            <wp:cNvGraphicFramePr>
+              <a:graphicFrameLocks xmlns:a="http://schemas.openxmlformats.org/drawingml/2006/main" noChangeAspect="1"/>
+            </wp:cNvGraphicFramePr>
+            <a:graphic xmlns:a="http://schemas.openxmlformats.org/drawingml/2006/main">
+              <a:graphicData uri="http://schemas.openxmlformats.org/drawingml/2006/picture">
+                <pic:pic xmlns:pic="http://schemas.openxmlformats.org/drawingml/2006/picture">
+                  <pic:nvPicPr>
+                    <pic:cNvPr id="518655897" name=""/>
+                    <pic:cNvPicPr/>
+                  </pic:nvPicPr>
+                  <pic:blipFill>
+                    <a:blip r:embed="rId22"/>
+                    <a:stretch>
+                      <a:fillRect/>
+                    </a:stretch>
+                  </pic:blipFill>
+                  <pic:spPr>
+                    <a:xfrm>
+                      <a:off x="0" y="0"/>
+                      <a:ext cx="5731510" cy="4007485"/>
+                    </a:xfrm>
+                    <a:prstGeom prst="rect">
+                      <a:avLst/>
+                    </a:prstGeom>
+                  </pic:spPr>
+                </pic:pic>
+              </a:graphicData>
+            </a:graphic>
+          </wp:inline>
+        </w:drawing>
+      </w:r>
+    </w:p>
+    <w:p>
+      <w:pPr>
+        <w:rPr>
+          <w:b/>
+          <w:bCs/>
+        </w:rPr>
+      </w:pPr>
+      <w:r>
+        <w:rPr>
+          <w:b/>
+          <w:bCs/>
+        </w:rPr>
+        <w:lastRenderedPageBreak/>
+        <w:drawing>
+          <wp:inline distT="0" distB="0" distL="0" distR="0" wp14:anchorId="5B3BC1F4" wp14:editId="0EBDBDDA">
+            <wp:extent cx="5731510" cy="3961765"/>
+            <wp:effectExtent l="0" t="0" r="2540" b="635"/>
+            <wp:docPr id="1218152433" name="Imagen 1"/>
+            <wp:cNvGraphicFramePr>
+              <a:graphicFrameLocks xmlns:a="http://schemas.openxmlformats.org/drawingml/2006/main" noChangeAspect="1"/>
+            </wp:cNvGraphicFramePr>
+            <a:graphic xmlns:a="http://schemas.openxmlformats.org/drawingml/2006/main">
+              <a:graphicData uri="http://schemas.openxmlformats.org/drawingml/2006/picture">
+                <pic:pic xmlns:pic="http://schemas.openxmlformats.org/drawingml/2006/picture">
+                  <pic:nvPicPr>
+                    <pic:cNvPr id="1218152433" name=""/>
+                    <pic:cNvPicPr/>
+                  </pic:nvPicPr>
+                  <pic:blipFill>
+                    <a:blip r:embed="rId23"/>
+                    <a:stretch>
+                      <a:fillRect/>
+                    </a:stretch>
+                  </pic:blipFill>
+                  <pic:spPr>
+                    <a:xfrm>
+                      <a:off x="0" y="0"/>
+                      <a:ext cx="5731510" cy="3961765"/>
+                    </a:xfrm>
+                    <a:prstGeom prst="rect">
+                      <a:avLst/>
+                    </a:prstGeom>
+                  </pic:spPr>
+                </pic:pic>
+              </a:graphicData>
+            </a:graphic>
+          </wp:inline>
+        </w:drawing>
+      </w:r>
+    </w:p>
+    <w:p>
+      <w:pPr>
+        <w:rPr>
+          <w:b/>
+          <w:bCs/>
+        </w:rPr>
+      </w:pPr>
+      <w:r>
+        <w:rPr>
+          <w:b/>
+          <w:bCs/>
+        </w:rPr>
+        <w:drawing>
+          <wp:inline distT="0" distB="0" distL="0" distR="0" wp14:anchorId="2DA5E930" wp14:editId="67F88B1C">
+            <wp:extent cx="5731510" cy="3994150"/>
+            <wp:effectExtent l="0" t="0" r="2540" b="6350"/>
+            <wp:docPr id="764201375" name="Imagen 1"/>
+            <wp:cNvGraphicFramePr>
+              <a:graphicFrameLocks xmlns:a="http://schemas.openxmlformats.org/drawingml/2006/main" noChangeAspect="1"/>
+            </wp:cNvGraphicFramePr>
+            <a:graphic xmlns:a="http://schemas.openxmlformats.org/drawingml/2006/main">
+              <a:graphicData uri="http://schemas.openxmlformats.org/drawingml/2006/picture">
+                <pic:pic xmlns:pic="http://schemas.openxmlformats.org/drawingml/2006/picture">
+                  <pic:nvPicPr>
+                    <pic:cNvPr id="764201375" name=""/>
+                    <pic:cNvPicPr/>
+                  </pic:nvPicPr>
+                  <pic:blipFill>
+                    <a:blip r:embed="rId24"/>
+                    <a:stretch>
+                      <a:fillRect/>
+                    </a:stretch>
+                  </pic:blipFill>
+                  <pic:spPr>
+                    <a:xfrm>
+                      <a:off x="0" y="0"/>
+                      <a:ext cx="5731510" cy="3994150"/>
+                    </a:xfrm>
+                    <a:prstGeom prst="rect">
+                      <a:avLst/>
+                    </a:prstGeom>
+                  </pic:spPr>
+                </pic:pic>
+              </a:graphicData>
+            </a:graphic>
+          </wp:inline>
+        </w:drawing>
+      </w:r>
+    </w:p>
+    <w:p>
+      <w:pPr>
+        <w:rPr>
+          <w:b/>
+          <w:bCs/>
+        </w:rPr>
+      </w:pPr>
+      <w:r>
+        <w:rPr>
+          <w:b/>
+          <w:bCs/>
+        </w:rPr>
+        <w:lastRenderedPageBreak/>
+        <w:drawing>
+          <wp:inline distT="0" distB="0" distL="0" distR="0" wp14:anchorId="5092B448" wp14:editId="474AF4BE">
+            <wp:extent cx="5731510" cy="4046220"/>
+            <wp:effectExtent l="0" t="0" r="2540" b="0"/>
+            <wp:docPr id="1790181010" name="Imagen 1"/>
+            <wp:cNvGraphicFramePr>
+              <a:graphicFrameLocks xmlns:a="http://schemas.openxmlformats.org/drawingml/2006/main" noChangeAspect="1"/>
+            </wp:cNvGraphicFramePr>
+            <a:graphic xmlns:a="http://schemas.openxmlformats.org/drawingml/2006/main">
+              <a:graphicData uri="http://schemas.openxmlformats.org/drawingml/2006/picture">
+                <pic:pic xmlns:pic="http://schemas.openxmlformats.org/drawingml/2006/picture">
+                  <pic:nvPicPr>
+                    <pic:cNvPr id="1790181010" name=""/>
+                    <pic:cNvPicPr/>
+                  </pic:nvPicPr>
+                  <pic:blipFill>
+                    <a:blip r:embed="rId25"/>
+                    <a:stretch>
+                      <a:fillRect/>
+                    </a:stretch>
+                  </pic:blipFill>
+                  <pic:spPr>
+                    <a:xfrm>
+                      <a:off x="0" y="0"/>
+                      <a:ext cx="5731510" cy="4046220"/>
+                    </a:xfrm>
+                    <a:prstGeom prst="rect">
+                      <a:avLst/>
+                    </a:prstGeom>
+                  </pic:spPr>
+                </pic:pic>
+              </a:graphicData>
+            </a:graphic>
+          </wp:inline>
+        </w:drawing>
+      </w:r>
+    </w:p>
+    <w:p>
+      <w:pPr>
+        <w:rPr>
+          <w:b/>
+          <w:bCs/>
+        </w:rPr>
+      </w:pPr>
+      <w:r>
+        <w:rPr>
+          <w:b/>
+          <w:bCs/>
+        </w:rPr>
+        <w:drawing>
+          <wp:inline distT="0" distB="0" distL="0" distR="0" wp14:anchorId="50166484" wp14:editId="3D3FDB46">
+            <wp:extent cx="5731510" cy="4048125"/>
+            <wp:effectExtent l="0" t="0" r="2540" b="9525"/>
+            <wp:docPr id="1215926379" name="Imagen 1"/>
+            <wp:cNvGraphicFramePr>
+              <a:graphicFrameLocks xmlns:a="http://schemas.openxmlformats.org/drawingml/2006/main" noChangeAspect="1"/>
+            </wp:cNvGraphicFramePr>
+            <a:graphic xmlns:a="http://schemas.openxmlformats.org/drawingml/2006/main">
+              <a:graphicData uri="http://schemas.openxmlformats.org/drawingml/2006/picture">
+                <pic:pic xmlns:pic="http://schemas.openxmlformats.org/drawingml/2006/picture">
+                  <pic:nvPicPr>
+                    <pic:cNvPr id="1215926379" name=""/>
+                    <pic:cNvPicPr/>
+                  </pic:nvPicPr>
+                  <pic:blipFill>
+                    <a:blip r:embed="rId26"/>
+                    <a:stretch>
+                      <a:fillRect/>
+                    </a:stretch>
+                  </pic:blipFill>
+                  <pic:spPr>
+                    <a:xfrm>
+                      <a:off x="0" y="0"/>
+                      <a:ext cx="5731510" cy="4048125"/>
+                    </a:xfrm>
+                    <a:prstGeom prst="rect">
+                      <a:avLst/>
+                    </a:prstGeom>
+                  </pic:spPr>
+                </pic:pic>
+              </a:graphicData>
+            </a:graphic>
+          </wp:inline>
+        </w:drawing>
+      </w:r>
+    </w:p>
+    <w:p>
+      <w:pPr>
+        <w:rPr>
+          <w:b/>
+          <w:bCs/>
+        </w:rPr>
+      </w:pPr>
+      <w:proofErr w:type="spellStart"/>
+      <w:r>
+        <w:rPr>
+          <w:b/>
+          <w:bCs/>
+        </w:rPr>
+        <w:t>Configuracion</w:t>
+      </w:r>
+      <w:proofErr w:type="spellEnd"/>
+      <w:r>
+        <w:rPr>
+          <w:b/>
+          <w:bCs/>
+        </w:rPr>
+        <w:t xml:space="preserve"> </w:t>
+      </w:r>
+      <w:proofErr w:type="spellStart"/>
+      <w:r>
+        <w:rPr>
+          <w:b/>
+          <w:bCs/>
+        </w:rPr>
+        <w:t>Dinamica</w:t>
+      </w:r>
+      <w:proofErr w:type="spellEnd"/>
+      <w:r>
+        <w:rPr>
+          <w:b/>
+          <w:bCs/>
+        </w:rPr>
+        <w:t>:</w:t>
+      </w:r>
+    </w:p>
+    <w:p>
+      <w:pPr>
+        <w:rPr>
+          <w:b/>
+          <w:bCs/>
+        </w:rPr>
+      </w:pPr>
+      <w:r>
+        <w:rPr>
+          <w:b/>
+          <w:bCs/>
+        </w:rPr>
+        <w:lastRenderedPageBreak/>
+        <w:drawing>
+          <wp:inline distT="0" distB="0" distL="0" distR="0" wp14:anchorId="21231DEE" wp14:editId="1F7B1C1B">
+            <wp:extent cx="5731510" cy="4043680"/>
+            <wp:effectExtent l="0" t="0" r="2540" b="0"/>
+            <wp:docPr id="1092001391" name="Imagen 1"/>
+            <wp:cNvGraphicFramePr>
+              <a:graphicFrameLocks xmlns:a="http://schemas.openxmlformats.org/drawingml/2006/main" noChangeAspect="1"/>
+            </wp:cNvGraphicFramePr>
+            <a:graphic xmlns:a="http://schemas.openxmlformats.org/drawingml/2006/main">
+              <a:graphicData uri="http://schemas.openxmlformats.org/drawingml/2006/picture">
+                <pic:pic xmlns:pic="http://schemas.openxmlformats.org/drawingml/2006/picture">
+                  <pic:nvPicPr>
+                    <pic:cNvPr id="1092001391" name=""/>
+                    <pic:cNvPicPr/>
+                  </pic:nvPicPr>
+                  <pic:blipFill>
+                    <a:blip r:embed="rId27"/>
+                    <a:stretch>
+                      <a:fillRect/>
+                    </a:stretch>
+                  </pic:blipFill>
+                  <pic:spPr>
+                    <a:xfrm>
+                      <a:off x="0" y="0"/>
+                      <a:ext cx="5731510" cy="4043680"/>
+                    </a:xfrm>
+                    <a:prstGeom prst="rect">
+                      <a:avLst/>
+                    </a:prstGeom>
+                  </pic:spPr>
+                </pic:pic>
+              </a:graphicData>
+            </a:graphic>
+          </wp:inline>
+        </w:drawing>
+      </w:r>
+    </w:p>
+    <w:p>
+      <w:pPr>
+        <w:rPr>
+          <w:noProof/>
+        </w:rPr>
+      </w:pPr>
+      <w:r>
+        <w:rPr>
+          <w:b/>
+          <w:bCs/>
+        </w:rPr>
+        <w:lastRenderedPageBreak/>
+        <w:drawing>
+          <wp:inline distT="0" distB="0" distL="0" distR="0" wp14:anchorId="3FC23B83" wp14:editId="7FC2DF91">
+            <wp:extent cx="5731510" cy="4017010"/>
+            <wp:effectExtent l="0" t="0" r="2540" b="2540"/>
+            <wp:docPr id="469486825" name="Imagen 1"/>
+            <wp:cNvGraphicFramePr>
+              <a:graphicFrameLocks xmlns:a="http://schemas.openxmlformats.org/drawingml/2006/main" noChangeAspect="1"/>
+            </wp:cNvGraphicFramePr>
+            <a:graphic xmlns:a="http://schemas.openxmlformats.org/drawingml/2006/main">
+              <a:graphicData uri="http://schemas.openxmlformats.org/drawingml/2006/picture">
+                <pic:pic xmlns:pic="http://schemas.openxmlformats.org/drawingml/2006/picture">
+                  <pic:nvPicPr>
+                    <pic:cNvPr id="469486825" name=""/>
+                    <pic:cNvPicPr/>
+                  </pic:nvPicPr>
+                  <pic:blipFill>
+                    <a:blip r:embed="rId28"/>
+                    <a:stretch>
+                      <a:fillRect/>
+                    </a:stretch>
+                  </pic:blipFill>
+                  <pic:spPr>
+                    <a:xfrm>
+                      <a:off x="0" y="0"/>
+                      <a:ext cx="5731510" cy="4017010"/>
+                    </a:xfrm>
+                    <a:prstGeom prst="rect">
+                      <a:avLst/>
+                    </a:prstGeom>
+                  </pic:spPr>
+                </pic:pic>
+              </a:graphicData>
+            </a:graphic>
+          </wp:inline>
+        </w:drawing>
+      </w:r>
+      <w:r>
+        <w:rPr>
+          <w:noProof/>
+        </w:rPr>
+        <w:t xml:space="preserve"> </w:t>
+      </w:r>
+      <w:r>
+        <w:rPr>
+          <w:b/>
+          <w:bCs/>
+        </w:rPr>
+        <w:drawing>
+          <wp:inline distT="0" distB="0" distL="0" distR="0" wp14:anchorId="7D06D5B3" wp14:editId="29B13948">
+            <wp:extent cx="5731510" cy="3970655"/>
+            <wp:effectExtent l="0" t="0" r="2540" b="0"/>
+            <wp:docPr id="73534576" name="Imagen 1"/>
+            <wp:cNvGraphicFramePr>
+              <a:graphicFrameLocks xmlns:a="http://schemas.openxmlformats.org/drawingml/2006/main" noChangeAspect="1"/>
+            </wp:cNvGraphicFramePr>
+            <a:graphic xmlns:a="http://schemas.openxmlformats.org/drawingml/2006/main">
+              <a:graphicData uri="http://schemas.openxmlformats.org/drawingml/2006/picture">
+                <pic:pic xmlns:pic="http://schemas.openxmlformats.org/drawingml/2006/picture">
+                  <pic:nvPicPr>
+                    <pic:cNvPr id="73534576" name=""/>
+                    <pic:cNvPicPr/>
+                  </pic:nvPicPr>
+                  <pic:blipFill>
+                    <a:blip r:embed="rId29"/>
+                    <a:stretch>
+                      <a:fillRect/>
+                    </a:stretch>
+                  </pic:blipFill>
+                  <pic:spPr>
+                    <a:xfrm>
+                      <a:off x="0" y="0"/>
+                      <a:ext cx="5731510" cy="3970655"/>
+                    </a:xfrm>
+                    <a:prstGeom prst="rect">
+                      <a:avLst/>
+                    </a:prstGeom>
+                  </pic:spPr>
+                </pic:pic>
+              </a:graphicData>
+            </a:graphic>
+          </wp:inline>
+        </w:drawing>
+      </w:r>
+    </w:p>
+    <w:p>
+      <w:pPr>
+        <w:rPr>
+          <w:b/>
+          <w:bCs/>
+        </w:rPr>
+      </w:pPr>
+      <w:r>
+        <w:rPr>
+          <w:b/>
+          <w:bCs/>
+        </w:rPr>
+        <w:lastRenderedPageBreak/>
+        <w:drawing>
+          <wp:inline distT="0" distB="0" distL="0" distR="0" wp14:anchorId="0EE4D8F8" wp14:editId="5731F1C4">
+            <wp:extent cx="5731510" cy="4033520"/>
+            <wp:effectExtent l="0" t="0" r="2540" b="5080"/>
+            <wp:docPr id="1511470696" name="Imagen 1"/>
+            <wp:cNvGraphicFramePr>
+              <a:graphicFrameLocks xmlns:a="http://schemas.openxmlformats.org/drawingml/2006/main" noChangeAspect="1"/>
+            </wp:cNvGraphicFramePr>
+            <a:graphic xmlns:a="http://schemas.openxmlformats.org/drawingml/2006/main">
+              <a:graphicData uri="http://schemas.openxmlformats.org/drawingml/2006/picture">
+                <pic:pic xmlns:pic="http://schemas.openxmlformats.org/drawingml/2006/picture">
+                  <pic:nvPicPr>
+                    <pic:cNvPr id="1511470696" name=""/>
+                    <pic:cNvPicPr/>
+                  </pic:nvPicPr>
+                  <pic:blipFill>
+                    <a:blip r:embed="rId30"/>
+                    <a:stretch>
+                      <a:fillRect/>
+                    </a:stretch>
+                  </pic:blipFill>
+                  <pic:spPr>
+                    <a:xfrm>
+                      <a:off x="0" y="0"/>
+                      <a:ext cx="5731510" cy="4033520"/>
+                    </a:xfrm>
+                    <a:prstGeom prst="rect">
+                      <a:avLst/>
+                    </a:prstGeom>
+                  </pic:spPr>
+                </pic:pic>
+              </a:graphicData>
+            </a:graphic>
+          </wp:inline>
+        </w:drawing>
+      </w:r>
+    </w:p>
+    <w:p>
+      <w:pPr>
+        <w:rPr>
+          <w:b/>
+          <w:bCs/>
+        </w:rPr>
+      </w:pPr>
+      <w:r>
+        <w:rPr>
+          <w:b/>
+          <w:bCs/>
+        </w:rPr>
+        <w:drawing>
+          <wp:inline distT="0" distB="0" distL="0" distR="0" wp14:anchorId="609201BD" wp14:editId="2818CFAA">
+            <wp:extent cx="5731510" cy="3991610"/>
+            <wp:effectExtent l="0" t="0" r="2540" b="8890"/>
+            <wp:docPr id="880325418" name="Imagen 1"/>
+            <wp:cNvGraphicFramePr>
+              <a:graphicFrameLocks xmlns:a="http://schemas.openxmlformats.org/drawingml/2006/main" noChangeAspect="1"/>
+            </wp:cNvGraphicFramePr>
+            <a:graphic xmlns:a="http://schemas.openxmlformats.org/drawingml/2006/main">
+              <a:graphicData uri="http://schemas.openxmlformats.org/drawingml/2006/picture">
+                <pic:pic xmlns:pic="http://schemas.openxmlformats.org/drawingml/2006/picture">
+                  <pic:nvPicPr>
+                    <pic:cNvPr id="880325418" name=""/>
+                    <pic:cNvPicPr/>
+                  </pic:nvPicPr>
+                  <pic:blipFill>
+                    <a:blip r:embed="rId31"/>
+                    <a:stretch>
+                      <a:fillRect/>
+                    </a:stretch>
+                  </pic:blipFill>
+                  <pic:spPr>
+                    <a:xfrm>
+                      <a:off x="0" y="0"/>
+                      <a:ext cx="5731510" cy="3991610"/>
+                    </a:xfrm>
+                    <a:prstGeom prst="rect">
+                      <a:avLst/>
+                    </a:prstGeom>
+                  </pic:spPr>
+                </pic:pic>
+              </a:graphicData>
+            </a:graphic>
+          </wp:inline>
+        </w:drawing>
+      </w:r>
+    </w:p>
+    <w:p>
+      <w:pPr>
+        <w:rPr>
+          <w:b/>
+          <w:bCs/>
+        </w:rPr>
+      </w:pPr>
+      <w:r>
+        <w:rPr>
+          <w:b/>
+          <w:bCs/>
+        </w:rPr>
+        <w:t xml:space="preserve">Conexión exitosa: </w:t>
+      </w:r>
+    </w:p>
+    <w:p>
+      <w:pPr>
+        <w:rPr>
+          <w:b/>
+          <w:bCs/>
+        </w:rPr>
+      </w:pPr>
+      <w:r>
+        <w:rPr>
+          <w:b/>
+          <w:bCs/>
+        </w:rPr>
+        <w:lastRenderedPageBreak/>
+        <w:drawing>
+          <wp:inline distT="0" distB="0" distL="0" distR="0" wp14:anchorId="3A3E069E" wp14:editId="1A047EB3">
+            <wp:extent cx="5731510" cy="3980815"/>
+            <wp:effectExtent l="0" t="0" r="2540" b="635"/>
+            <wp:docPr id="1933119510" name="Imagen 1"/>
+            <wp:cNvGraphicFramePr>
+              <a:graphicFrameLocks xmlns:a="http://schemas.openxmlformats.org/drawingml/2006/main" noChangeAspect="1"/>
+            </wp:cNvGraphicFramePr>
+            <a:graphic xmlns:a="http://schemas.openxmlformats.org/drawingml/2006/main">
+              <a:graphicData uri="http://schemas.openxmlformats.org/drawingml/2006/picture">
+                <pic:pic xmlns:pic="http://schemas.openxmlformats.org/drawingml/2006/picture">
+                  <pic:nvPicPr>
+                    <pic:cNvPr id="1933119510" name=""/>
+                    <pic:cNvPicPr/>
+                  </pic:nvPicPr>
+                  <pic:blipFill>
+                    <a:blip r:embed="rId32"/>
+                    <a:stretch>
+                      <a:fillRect/>
+                    </a:stretch>
+                  </pic:blipFill>
+                  <pic:spPr>
+                    <a:xfrm>
+                      <a:off x="0" y="0"/>
+                      <a:ext cx="5731510" cy="3980815"/>
+                    </a:xfrm>
+                    <a:prstGeom prst="rect">
+                      <a:avLst/>
+                    </a:prstGeom>
+                  </pic:spPr>
+                </pic:pic>
+              </a:graphicData>
+            </a:graphic>
+          </wp:inline>
+        </w:drawing>
+      </w:r>
     </w:p>
     <w:sectPr>
       <w:pgSz w:w="11906" w:h="16838"/>
